--- a/11.BitManipulation/67- Counting Set Bits (Hamming Weight).docx
+++ b/11.BitManipulation/67- Counting Set Bits (Hamming Weight).docx
@@ -31,7 +31,7 @@
         </w:rPr>
         <w:t>Given a positive integer n, write a function that returns the number of set bits in its binary representation (also known as the </w:t>
       </w:r>
-      <w:hyperlink r:id="rId4" w:tgtFrame="_blank" w:history="1">
+      <w:hyperlink r:id="rId5" w:tgtFrame="_blank" w:history="1">
         <w:r>
           <w:rPr>
             <w:rStyle w:val="Hyperlink"/>
@@ -167,7 +167,18 @@
         <w:t>            if((n&amp;1)==1)</w:t>
       </w:r>
       <w:r>
+        <w:rPr>
+          <w:b/>
+          <w:bCs/>
+        </w:rPr>
         <w:t xml:space="preserve">  // checks if the current bit ==1</w:t>
+      </w:r>
+      <w:r>
+        <w:rPr>
+          <w:b/>
+          <w:bCs/>
+        </w:rPr>
+        <w:t xml:space="preserve"> </w:t>
       </w:r>
     </w:p>
     <w:p>
@@ -267,9 +278,50 @@
       </w:r>
     </w:p>
     <w:p>
+      <w:pPr>
+        <w:rPr>
+          <w:b/>
+          <w:bCs/>
+        </w:rPr>
+      </w:pPr>
       <w:r>
         <w:t>            count = (n&amp;1)+count;</w:t>
       </w:r>
+      <w:r>
+        <w:rPr>
+          <w:rFonts w:ascii="Consolas" w:eastAsia="Times New Roman" w:hAnsi="Consolas" w:cs="Times New Roman"/>
+          <w:color w:val="008000"/>
+          <w:kern w:val="0"/>
+          <w:sz w:val="20"/>
+          <w:szCs w:val="20"/>
+          <w:lang w:eastAsia="en-IN"/>
+          <w14:ligatures w14:val="none"/>
+        </w:rPr>
+        <w:t xml:space="preserve"> </w:t>
+      </w:r>
+      <w:r>
+        <w:rPr>
+          <w:b/>
+          <w:bCs/>
+        </w:rPr>
+        <w:t xml:space="preserve">//check </w:t>
+      </w:r>
+      <w:proofErr w:type="spellStart"/>
+      <w:r>
+        <w:rPr>
+          <w:b/>
+          <w:bCs/>
+        </w:rPr>
+        <w:t>curr</w:t>
+      </w:r>
+      <w:proofErr w:type="spellEnd"/>
+      <w:r>
+        <w:rPr>
+          <w:b/>
+          <w:bCs/>
+        </w:rPr>
+        <w:t xml:space="preserve"> bit is 1 or 0 n&amp;1 gives either 1 or 0</w:t>
+      </w:r>
     </w:p>
     <w:p>
       <w:pPr>
@@ -279,22 +331,54 @@
         </w:rPr>
       </w:pPr>
       <w:r>
-        <w:t>            n=n&gt;&gt;&gt;1;</w:t>
-      </w:r>
-      <w:r>
-        <w:t>(</w:t>
-      </w:r>
-      <w:r>
-        <w:rPr>
-          <w:b/>
-          <w:bCs/>
-        </w:rPr>
-        <w:t>HANDLES NEGATIVES)-&gt;UNSIGNED RIGHT SHIFT</w:t>
-      </w:r>
-    </w:p>
-    <w:p>
-      <w:r>
-        <w:t>        }</w:t>
+        <w:t>            n&gt;&gt;=1;</w:t>
+      </w:r>
+      <w:r>
+        <w:t>//</w:t>
+      </w:r>
+      <w:r>
+        <w:rPr>
+          <w:b/>
+          <w:bCs/>
+        </w:rPr>
+        <w:t xml:space="preserve"> unsigned right shift (so works for +</w:t>
+      </w:r>
+      <w:proofErr w:type="spellStart"/>
+      <w:r>
+        <w:rPr>
+          <w:b/>
+          <w:bCs/>
+        </w:rPr>
+        <w:t>ve</w:t>
+      </w:r>
+      <w:proofErr w:type="spellEnd"/>
+      <w:r>
+        <w:rPr>
+          <w:b/>
+          <w:bCs/>
+        </w:rPr>
+        <w:t xml:space="preserve"> and -</w:t>
+      </w:r>
+      <w:proofErr w:type="spellStart"/>
+      <w:r>
+        <w:rPr>
+          <w:b/>
+          <w:bCs/>
+        </w:rPr>
+        <w:t>ve</w:t>
+      </w:r>
+      <w:proofErr w:type="spellEnd"/>
+      <w:r>
+        <w:rPr>
+          <w:b/>
+          <w:bCs/>
+        </w:rPr>
+        <w:t>)</w:t>
+      </w:r>
+    </w:p>
+    <w:p>
+      <w:r>
+        <w:t>}</w:t>
       </w:r>
     </w:p>
     <w:p>
@@ -382,6 +466,13 @@
           <w:bCs/>
         </w:rPr>
         <w:t>n = n&amp;n-1;</w:t>
+      </w:r>
+      <w:r>
+        <w:rPr>
+          <w:b/>
+          <w:bCs/>
+        </w:rPr>
+        <w:t>// removes the right most bit (every time makes it 0)</w:t>
       </w:r>
     </w:p>
     <w:p>
@@ -1025,7 +1116,6 @@
   <w:style w:type="character" w:default="1" w:styleId="DefaultParagraphFont">
     <w:name w:val="Default Paragraph Font"/>
     <w:uiPriority w:val="1"/>
-    <w:semiHidden/>
     <w:unhideWhenUsed/>
   </w:style>
   <w:style w:type="table" w:default="1" w:styleId="TableNormal">
@@ -1660,4 +1750,16 @@
     </a:ext>
   </a:extLst>
 </a:theme>
+</file>
+
+<file path=customXml/item1.xml><?xml version="1.0" encoding="utf-8"?>
+<b:Sources xmlns:b="http://schemas.openxmlformats.org/officeDocument/2006/bibliography" xmlns="http://schemas.openxmlformats.org/officeDocument/2006/bibliography" SelectedStyle="\APASixthEditionOfficeOnline.xsl" StyleName="APA" Version="6"/>
+</file>
+
+<file path=customXml/itemProps1.xml><?xml version="1.0" encoding="utf-8"?>
+<ds:datastoreItem xmlns:ds="http://schemas.openxmlformats.org/officeDocument/2006/customXml" ds:itemID="{D69308AD-1ACD-4ABD-9D4D-31FD19813F83}">
+  <ds:schemaRefs>
+    <ds:schemaRef ds:uri="http://schemas.openxmlformats.org/officeDocument/2006/bibliography"/>
+  </ds:schemaRefs>
+</ds:datastoreItem>
 </file>